--- a/Cafeteria/Insights_Report.docx
+++ b/Cafeteria/Insights_Report.docx
@@ -207,7 +207,25 @@
           <w:szCs w:val="24"/>
           <w:lang w:eastAsia="pt-BR"/>
         </w:rPr>
-        <w:t xml:space="preserve">Durante o primeiro semestre de 2023, analisamos o desempenho de vendas da </w:t>
+        <w:t>Durante o prime</w:t>
+      </w:r>
+      <w:r>
+        <w:rPr>
+          <w:rFonts w:ascii="Times New Roman" w:eastAsia="Times New Roman" w:hAnsi="Times New Roman" w:cs="Times New Roman"/>
+          <w:sz w:val="24"/>
+          <w:szCs w:val="24"/>
+          <w:lang w:eastAsia="pt-BR"/>
+        </w:rPr>
+        <w:t>iro semestre de 2023, analisei</w:t>
+      </w:r>
+      <w:r>
+        <w:rPr>
+          <w:rFonts w:ascii="Times New Roman" w:eastAsia="Times New Roman" w:hAnsi="Times New Roman" w:cs="Times New Roman"/>
+          <w:sz w:val="24"/>
+          <w:szCs w:val="24"/>
+          <w:lang w:eastAsia="pt-BR"/>
+        </w:rPr>
+        <w:t xml:space="preserve"> o desempenho de vendas da </w:t>
       </w:r>
       <w:proofErr w:type="spellStart"/>
       <w:r>
@@ -253,7 +271,18 @@
           <w:szCs w:val="24"/>
           <w:lang w:eastAsia="pt-BR"/>
         </w:rPr>
-        <w:t xml:space="preserve">, rede composta por três unidades localizadas em </w:t>
+        <w:t>, rede composta por três u</w:t>
+      </w:r>
+      <w:bookmarkStart w:id="0" w:name="_GoBack"/>
+      <w:bookmarkEnd w:id="0"/>
+      <w:r>
+        <w:rPr>
+          <w:rFonts w:ascii="Times New Roman" w:eastAsia="Times New Roman" w:hAnsi="Times New Roman" w:cs="Times New Roman"/>
+          <w:sz w:val="24"/>
+          <w:szCs w:val="24"/>
+          <w:lang w:eastAsia="pt-BR"/>
+        </w:rPr>
+        <w:t xml:space="preserve">nidades localizadas em </w:t>
       </w:r>
       <w:proofErr w:type="spellStart"/>
       <w:r>
@@ -1287,32 +1316,8 @@
           <w:szCs w:val="24"/>
           <w:lang w:eastAsia="pt-BR"/>
         </w:rPr>
-        <w:t xml:space="preserve">, sugerindo que essa unidade conseguiu </w:t>
-      </w:r>
-      <w:r>
-        <w:rPr>
-          <w:rFonts w:ascii="Times New Roman" w:eastAsia="Times New Roman" w:hAnsi="Times New Roman" w:cs="Times New Roman"/>
-          <w:b/>
-          <w:bCs/>
-          <w:sz w:val="24"/>
-          <w:szCs w:val="24"/>
-          <w:lang w:eastAsia="pt-BR"/>
-        </w:rPr>
-        <w:t xml:space="preserve">vender produtos de maior valor ou combos </w:t>
-      </w:r>
-      <w:proofErr w:type="spellStart"/>
-      <w:r>
-        <w:rPr>
-          <w:rFonts w:ascii="Times New Roman" w:eastAsia="Times New Roman" w:hAnsi="Times New Roman" w:cs="Times New Roman"/>
-          <w:b/>
-          <w:bCs/>
-          <w:sz w:val="24"/>
-          <w:szCs w:val="24"/>
-          <w:lang w:eastAsia="pt-BR"/>
-        </w:rPr>
-        <w:t>premium</w:t>
-      </w:r>
-      <w:proofErr w:type="spellEnd"/>
+        <w:t>, em analise percebi que os clientes pedem mais de um mesmo produto a cada transação</w:t>
+      </w:r>
       <w:r>
         <w:rPr>
           <w:rFonts w:ascii="Times New Roman" w:eastAsia="Times New Roman" w:hAnsi="Times New Roman" w:cs="Times New Roman"/>
@@ -1579,6 +1584,17 @@
           <w:lang w:eastAsia="pt-BR"/>
         </w:rPr>
         <w:t>fevereiro</w:t>
+      </w:r>
+      <w:r>
+        <w:rPr>
+          <w:rFonts w:ascii="Times New Roman" w:eastAsia="Times New Roman" w:hAnsi="Times New Roman" w:cs="Times New Roman"/>
+          <w:b/>
+          <w:bCs/>
+          <w:sz w:val="24"/>
+          <w:szCs w:val="24"/>
+          <w:lang w:eastAsia="pt-BR"/>
+        </w:rPr>
+        <w:t xml:space="preserve"> (-6,8%)</w:t>
       </w:r>
       <w:r>
         <w:rPr>
@@ -2278,42 +2294,190 @@
           <w:szCs w:val="24"/>
           <w:lang w:eastAsia="pt-BR"/>
         </w:rPr>
-        <w:t>segunda, quarta, quinta e sexta</w:t>
-      </w:r>
-      <w:r>
-        <w:rPr>
-          <w:rFonts w:ascii="Times New Roman" w:eastAsia="Times New Roman" w:hAnsi="Times New Roman" w:cs="Times New Roman"/>
-          <w:sz w:val="24"/>
-          <w:szCs w:val="24"/>
-          <w:lang w:eastAsia="pt-BR"/>
-        </w:rPr>
-        <w:t xml:space="preserve">, que juntos representam </w:t>
-      </w:r>
-      <w:r>
-        <w:rPr>
-          <w:rFonts w:ascii="Times New Roman" w:eastAsia="Times New Roman" w:hAnsi="Times New Roman" w:cs="Times New Roman"/>
-          <w:b/>
-          <w:bCs/>
-          <w:sz w:val="24"/>
-          <w:szCs w:val="24"/>
-          <w:lang w:eastAsia="pt-BR"/>
-        </w:rPr>
-        <w:t>58% da receita semanal</w:t>
-      </w:r>
-      <w:r>
-        <w:rPr>
-          <w:rFonts w:ascii="Times New Roman" w:eastAsia="Times New Roman" w:hAnsi="Times New Roman" w:cs="Times New Roman"/>
-          <w:sz w:val="24"/>
-          <w:szCs w:val="24"/>
-          <w:lang w:eastAsia="pt-BR"/>
-        </w:rPr>
-        <w:t>.</w:t>
+        <w:t>segunda,</w:t>
+      </w:r>
+      <w:r>
+        <w:rPr>
+          <w:rFonts w:ascii="Times New Roman" w:eastAsia="Times New Roman" w:hAnsi="Times New Roman" w:cs="Times New Roman"/>
+          <w:b/>
+          <w:bCs/>
+          <w:sz w:val="24"/>
+          <w:szCs w:val="24"/>
+          <w:lang w:eastAsia="pt-BR"/>
+        </w:rPr>
+        <w:t xml:space="preserve"> quinta e sexta</w:t>
+      </w:r>
+      <w:r>
+        <w:rPr>
+          <w:rFonts w:ascii="Times New Roman" w:eastAsia="Times New Roman" w:hAnsi="Times New Roman" w:cs="Times New Roman"/>
+          <w:b/>
+          <w:bCs/>
+          <w:sz w:val="24"/>
+          <w:szCs w:val="24"/>
+          <w:lang w:eastAsia="pt-BR"/>
+        </w:rPr>
+        <w:t xml:space="preserve"> </w:t>
+      </w:r>
+      <w:r>
+        <w:rPr>
+          <w:rFonts w:ascii="Times New Roman" w:eastAsia="Times New Roman" w:hAnsi="Times New Roman" w:cs="Times New Roman"/>
+          <w:bCs/>
+          <w:sz w:val="24"/>
+          <w:szCs w:val="24"/>
+          <w:lang w:eastAsia="pt-BR"/>
+        </w:rPr>
+        <w:t>(</w:t>
+      </w:r>
+      <w:r>
+        <w:rPr>
+          <w:rFonts w:ascii="Times New Roman" w:eastAsia="Times New Roman" w:hAnsi="Times New Roman" w:cs="Times New Roman"/>
+          <w:bCs/>
+          <w:sz w:val="24"/>
+          <w:szCs w:val="24"/>
+          <w:lang w:eastAsia="pt-BR"/>
+        </w:rPr>
+        <w:t>com destaque para as</w:t>
+      </w:r>
+      <w:r>
+        <w:rPr>
+          <w:rFonts w:ascii="Times New Roman" w:eastAsia="Times New Roman" w:hAnsi="Times New Roman" w:cs="Times New Roman"/>
+          <w:bCs/>
+          <w:sz w:val="24"/>
+          <w:szCs w:val="24"/>
+          <w:lang w:eastAsia="pt-BR"/>
+        </w:rPr>
+        <w:t xml:space="preserve"> quinta</w:t>
+      </w:r>
+      <w:r>
+        <w:rPr>
+          <w:rFonts w:ascii="Times New Roman" w:eastAsia="Times New Roman" w:hAnsi="Times New Roman" w:cs="Times New Roman"/>
+          <w:bCs/>
+          <w:sz w:val="24"/>
+          <w:szCs w:val="24"/>
+          <w:lang w:eastAsia="pt-BR"/>
+        </w:rPr>
+        <w:t>s</w:t>
+      </w:r>
+      <w:r>
+        <w:rPr>
+          <w:rFonts w:ascii="Times New Roman" w:eastAsia="Times New Roman" w:hAnsi="Times New Roman" w:cs="Times New Roman"/>
+          <w:bCs/>
+          <w:sz w:val="24"/>
+          <w:szCs w:val="24"/>
+          <w:lang w:eastAsia="pt-BR"/>
+        </w:rPr>
+        <w:t xml:space="preserve"> e sexta</w:t>
+      </w:r>
+      <w:r>
+        <w:rPr>
+          <w:rFonts w:ascii="Times New Roman" w:eastAsia="Times New Roman" w:hAnsi="Times New Roman" w:cs="Times New Roman"/>
+          <w:bCs/>
+          <w:sz w:val="24"/>
+          <w:szCs w:val="24"/>
+          <w:lang w:eastAsia="pt-BR"/>
+        </w:rPr>
+        <w:t>s</w:t>
+      </w:r>
+      <w:r>
+        <w:rPr>
+          <w:rFonts w:ascii="Times New Roman" w:eastAsia="Times New Roman" w:hAnsi="Times New Roman" w:cs="Times New Roman"/>
+          <w:bCs/>
+          <w:sz w:val="24"/>
+          <w:szCs w:val="24"/>
+          <w:lang w:eastAsia="pt-BR"/>
+        </w:rPr>
+        <w:t xml:space="preserve"> que apresentam um crescimento consistente</w:t>
+      </w:r>
+      <w:r>
+        <w:rPr>
+          <w:rFonts w:ascii="Times New Roman" w:eastAsia="Times New Roman" w:hAnsi="Times New Roman" w:cs="Times New Roman"/>
+          <w:sz w:val="24"/>
+          <w:szCs w:val="24"/>
+          <w:lang w:eastAsia="pt-BR"/>
+        </w:rPr>
+        <w:t>)</w:t>
       </w:r>
     </w:p>
     <w:p>
       <w:pPr>
+        <w:numPr>
+          <w:ilvl w:val="0"/>
+          <w:numId w:val="4"/>
+        </w:numPr>
         <w:spacing w:before="100" w:beforeAutospacing="1" w:after="100" w:afterAutospacing="1" w:line="240" w:lineRule="auto"/>
         <w:rPr>
+          <w:rFonts w:ascii="Times New Roman" w:eastAsia="Times New Roman" w:hAnsi="Times New Roman" w:cs="Times New Roman"/>
+          <w:sz w:val="24"/>
+          <w:szCs w:val="24"/>
+          <w:lang w:eastAsia="pt-BR"/>
+        </w:rPr>
+      </w:pPr>
+      <w:r>
+        <w:rPr>
+          <w:rFonts w:ascii="Times New Roman" w:eastAsia="Times New Roman" w:hAnsi="Times New Roman" w:cs="Times New Roman"/>
+          <w:bCs/>
+          <w:sz w:val="24"/>
+          <w:szCs w:val="24"/>
+          <w:lang w:eastAsia="pt-BR"/>
+        </w:rPr>
+        <w:lastRenderedPageBreak/>
+        <w:t xml:space="preserve">Apesar de pouco movimentado o </w:t>
+      </w:r>
+      <w:r>
+        <w:rPr>
+          <w:rFonts w:ascii="Times New Roman" w:eastAsia="Times New Roman" w:hAnsi="Times New Roman" w:cs="Times New Roman"/>
+          <w:b/>
+          <w:bCs/>
+          <w:sz w:val="24"/>
+          <w:szCs w:val="24"/>
+          <w:lang w:eastAsia="pt-BR"/>
+        </w:rPr>
+        <w:t>final de semana</w:t>
+      </w:r>
+      <w:r>
+        <w:rPr>
+          <w:rFonts w:ascii="Times New Roman" w:eastAsia="Times New Roman" w:hAnsi="Times New Roman" w:cs="Times New Roman"/>
+          <w:bCs/>
+          <w:sz w:val="24"/>
+          <w:szCs w:val="24"/>
+          <w:lang w:eastAsia="pt-BR"/>
+        </w:rPr>
+        <w:t xml:space="preserve"> mostra</w:t>
+      </w:r>
+      <w:r>
+        <w:rPr>
+          <w:rFonts w:ascii="Times New Roman" w:eastAsia="Times New Roman" w:hAnsi="Times New Roman" w:cs="Times New Roman"/>
+          <w:bCs/>
+          <w:sz w:val="24"/>
+          <w:szCs w:val="24"/>
+          <w:lang w:eastAsia="pt-BR"/>
+        </w:rPr>
+        <w:t xml:space="preserve"> um aumento consistente de vendas</w:t>
+      </w:r>
+      <w:r>
+        <w:rPr>
+          <w:rFonts w:ascii="Times New Roman" w:eastAsia="Times New Roman" w:hAnsi="Times New Roman" w:cs="Times New Roman"/>
+          <w:bCs/>
+          <w:sz w:val="24"/>
+          <w:szCs w:val="24"/>
+          <w:lang w:eastAsia="pt-BR"/>
+        </w:rPr>
+        <w:t xml:space="preserve"> mês a mês</w:t>
+      </w:r>
+      <w:r>
+        <w:rPr>
+          <w:rFonts w:ascii="Times New Roman" w:eastAsia="Times New Roman" w:hAnsi="Times New Roman" w:cs="Times New Roman"/>
+          <w:sz w:val="24"/>
+          <w:szCs w:val="24"/>
+          <w:lang w:eastAsia="pt-BR"/>
+        </w:rPr>
+        <w:t>.</w:t>
+      </w:r>
+    </w:p>
+    <w:p>
+      <w:pPr>
+        <w:spacing w:before="100" w:beforeAutospacing="1" w:after="100" w:afterAutospacing="1" w:line="240" w:lineRule="auto"/>
+        <w:rPr>
           <w:rFonts w:ascii="Segoe UI Symbol" w:eastAsia="Times New Roman" w:hAnsi="Segoe UI Symbol" w:cs="Segoe UI Symbol"/>
           <w:sz w:val="24"/>
           <w:szCs w:val="24"/>
@@ -2327,7 +2491,6 @@
           <w:szCs w:val="24"/>
           <w:lang w:eastAsia="pt-BR"/>
         </w:rPr>
-        <w:lastRenderedPageBreak/>
         <w:t>📊</w:t>
       </w:r>
       <w:r>
@@ -3323,30 +3486,8 @@
           <w:szCs w:val="24"/>
           <w:lang w:eastAsia="pt-BR"/>
         </w:rPr>
-        <w:t>, indicando um público que consome pr</w:t>
-      </w:r>
-      <w:bookmarkStart w:id="0" w:name="_GoBack"/>
-      <w:bookmarkEnd w:id="0"/>
-      <w:r>
-        <w:rPr>
-          <w:rFonts w:ascii="Times New Roman" w:eastAsia="Times New Roman" w:hAnsi="Times New Roman" w:cs="Times New Roman"/>
-          <w:sz w:val="24"/>
-          <w:szCs w:val="24"/>
-          <w:lang w:eastAsia="pt-BR"/>
-        </w:rPr>
-        <w:t xml:space="preserve">odutos </w:t>
-      </w:r>
-      <w:proofErr w:type="spellStart"/>
-      <w:r>
-        <w:rPr>
-          <w:rFonts w:ascii="Times New Roman" w:eastAsia="Times New Roman" w:hAnsi="Times New Roman" w:cs="Times New Roman"/>
-          <w:sz w:val="24"/>
-          <w:szCs w:val="24"/>
-          <w:lang w:eastAsia="pt-BR"/>
-        </w:rPr>
-        <w:t>premium</w:t>
-      </w:r>
-      <w:proofErr w:type="spellEnd"/>
+        <w:t>, indicando clientes que pedem mais de um mesmo produto</w:t>
+      </w:r>
       <w:r>
         <w:rPr>
           <w:rFonts w:ascii="Times New Roman" w:eastAsia="Times New Roman" w:hAnsi="Times New Roman" w:cs="Times New Roman"/>
@@ -3781,7 +3922,16 @@
                 <w:szCs w:val="24"/>
                 <w:lang w:eastAsia="pt-BR"/>
               </w:rPr>
-              <w:t>Segunda e sexta como dias fortes</w:t>
+              <w:t>Segunda, quinta e</w:t>
+            </w:r>
+            <w:r>
+              <w:rPr>
+                <w:rFonts w:ascii="Times New Roman" w:eastAsia="Times New Roman" w:hAnsi="Times New Roman" w:cs="Times New Roman"/>
+                <w:sz w:val="24"/>
+                <w:szCs w:val="24"/>
+                <w:lang w:eastAsia="pt-BR"/>
+              </w:rPr>
+              <w:t xml:space="preserve"> sexta como dias fortes</w:t>
             </w:r>
           </w:p>
         </w:tc>
@@ -3991,19 +4141,8 @@
                 <w:szCs w:val="24"/>
                 <w:lang w:eastAsia="pt-BR"/>
               </w:rPr>
-              <w:t xml:space="preserve">Público </w:t>
+              <w:t>Público que compra mais unidades</w:t>
             </w:r>
-            <w:proofErr w:type="spellStart"/>
-            <w:r>
-              <w:rPr>
-                <w:rFonts w:ascii="Times New Roman" w:eastAsia="Times New Roman" w:hAnsi="Times New Roman" w:cs="Times New Roman"/>
-                <w:sz w:val="24"/>
-                <w:szCs w:val="24"/>
-                <w:lang w:eastAsia="pt-BR"/>
-              </w:rPr>
-              <w:t>premium</w:t>
-            </w:r>
-            <w:proofErr w:type="spellEnd"/>
           </w:p>
         </w:tc>
         <w:tc>
@@ -4029,27 +4168,7 @@
                 <w:szCs w:val="24"/>
                 <w:lang w:eastAsia="pt-BR"/>
               </w:rPr>
-              <w:t xml:space="preserve">Replicar abordagem </w:t>
-            </w:r>
-            <w:proofErr w:type="spellStart"/>
-            <w:r>
-              <w:rPr>
-                <w:rFonts w:ascii="Times New Roman" w:eastAsia="Times New Roman" w:hAnsi="Times New Roman" w:cs="Times New Roman"/>
-                <w:sz w:val="24"/>
-                <w:szCs w:val="24"/>
-                <w:lang w:eastAsia="pt-BR"/>
-              </w:rPr>
-              <w:t>premium</w:t>
-            </w:r>
-            <w:proofErr w:type="spellEnd"/>
-            <w:r>
-              <w:rPr>
-                <w:rFonts w:ascii="Times New Roman" w:eastAsia="Times New Roman" w:hAnsi="Times New Roman" w:cs="Times New Roman"/>
-                <w:sz w:val="24"/>
-                <w:szCs w:val="24"/>
-                <w:lang w:eastAsia="pt-BR"/>
-              </w:rPr>
-              <w:t xml:space="preserve"> nas demais lojas</w:t>
+              <w:t>Oferecer combos personalizados</w:t>
             </w:r>
           </w:p>
         </w:tc>
@@ -4088,6 +4207,7 @@
           <w:szCs w:val="36"/>
           <w:lang w:eastAsia="pt-BR"/>
         </w:rPr>
+        <w:lastRenderedPageBreak/>
         <w:t>Conclusão</w:t>
       </w:r>
     </w:p>
@@ -4108,7 +4228,6 @@
           <w:szCs w:val="24"/>
           <w:lang w:eastAsia="pt-BR"/>
         </w:rPr>
-        <w:lastRenderedPageBreak/>
         <w:t xml:space="preserve">A análise da </w:t>
       </w:r>
       <w:proofErr w:type="spellStart"/>
@@ -4211,26 +4330,6 @@
           <w:lang w:eastAsia="pt-BR"/>
         </w:rPr>
         <w:t>dias de menor movimento</w:t>
-      </w:r>
-      <w:r>
-        <w:rPr>
-          <w:rFonts w:ascii="Times New Roman" w:eastAsia="Times New Roman" w:hAnsi="Times New Roman" w:cs="Times New Roman"/>
-          <w:sz w:val="24"/>
-          <w:szCs w:val="24"/>
-          <w:lang w:eastAsia="pt-BR"/>
-        </w:rPr>
-        <w:t xml:space="preserve"> e </w:t>
-      </w:r>
-      <w:r>
-        <w:rPr>
-          <w:rFonts w:ascii="Times New Roman" w:eastAsia="Times New Roman" w:hAnsi="Times New Roman" w:cs="Times New Roman"/>
-          <w:b/>
-          <w:bCs/>
-          <w:sz w:val="24"/>
-          <w:szCs w:val="24"/>
-          <w:lang w:eastAsia="pt-BR"/>
-        </w:rPr>
-        <w:t>novos produtos de ticket mais alto</w:t>
       </w:r>
       <w:r>
         <w:rPr>
